--- a/testakten/erbrecht-digitaler-nachlass-passwortsafe-berlin/06_bildagentur_rolle_rechte.docx
+++ b/testakten/erbrecht-digitaler-nachlass-passwortsafe-berlin/06_bildagentur_rolle_rechte.docx
@@ -4,46 +4,985 @@
   <w:body>
     <w:p>
       <w:pPr>
+        <w:pStyle w:val="Title"/>
+        <w:keepNext/>
+      </w:pPr>
+      <w:r>
+        <w:t>Honorar-, Rechte- und Auftragsübersicht</w:t>
+      </w:r>
+    </w:p>
+    <w:tbl>
+      <w:tblPr>
+        <w:tblStyle w:val="TableGrid"/>
+        <w:tblW w:type="auto" w:w="0"/>
+        <w:jc w:val="center"/>
+        <w:tblLayout w:type="autofit"/>
+        <w:tblLook w:firstColumn="1" w:firstRow="1" w:lastColumn="0" w:lastRow="0" w:noHBand="0" w:noVBand="1" w:val="04A0"/>
+      </w:tblPr>
+      <w:tblGrid>
+        <w:gridCol w:w="4872"/>
+        <w:gridCol w:w="4872"/>
+      </w:tblGrid>
+      <w:tr>
+        <w:trPr>
+          <w:tblHeader w:val="true"/>
+        </w:trPr>
+        <w:tc>
+          <w:tcPr>
+            <w:tcW w:type="dxa" w:w="4872"/>
+            <w:shd w:fill="17324D"/>
+            <w:vAlign w:val="center"/>
+            <w:tcMar>
+              <w:top w:w="90" w:type="dxa"/>
+              <w:start w:w="100" w:type="dxa"/>
+              <w:bottom w:w="90" w:type="dxa"/>
+              <w:end w:w="100" w:type="dxa"/>
+            </w:tcMar>
+          </w:tcPr>
+          <w:p>
+            <w:pPr>
+              <w:spacing w:after="30"/>
+            </w:pPr>
+            <w:r>
+              <w:rPr>
+                <w:rFonts w:ascii="Arial" w:hAnsi="Arial"/>
+                <w:b/>
+                <w:color w:val="FFFFFF"/>
+                <w:sz w:val="17"/>
+              </w:rPr>
+              <w:t>Aussteller</w:t>
+            </w:r>
+          </w:p>
+        </w:tc>
+        <w:tc>
+          <w:tcPr>
+            <w:tcW w:type="dxa" w:w="4872"/>
+            <w:vAlign w:val="center"/>
+            <w:tcMar>
+              <w:top w:w="90" w:type="dxa"/>
+              <w:start w:w="100" w:type="dxa"/>
+              <w:bottom w:w="90" w:type="dxa"/>
+              <w:end w:w="100" w:type="dxa"/>
+            </w:tcMar>
+            <w:shd w:fill="17324D"/>
+          </w:tcPr>
+          <w:p>
+            <w:pPr>
+              <w:spacing w:after="30"/>
+            </w:pPr>
+            <w:r>
+              <w:rPr>
+                <w:rFonts w:ascii="Arial" w:hAnsi="Arial"/>
+                <w:b/>
+                <w:color w:val="FFFFFF"/>
+                <w:sz w:val="17"/>
+              </w:rPr>
+              <w:t>Bildagentur Nordfenster GmbH, Rechte- und Lizenzservice</w:t>
+            </w:r>
+          </w:p>
+        </w:tc>
+      </w:tr>
+      <w:tr>
+        <w:tc>
+          <w:tcPr>
+            <w:tcW w:type="dxa" w:w="4872"/>
+            <w:shd w:fill="EAF1F5"/>
+            <w:vAlign w:val="center"/>
+            <w:tcMar>
+              <w:top w:w="90" w:type="dxa"/>
+              <w:start w:w="100" w:type="dxa"/>
+              <w:bottom w:w="90" w:type="dxa"/>
+              <w:end w:w="100" w:type="dxa"/>
+            </w:tcMar>
+          </w:tcPr>
+          <w:p>
+            <w:pPr>
+              <w:spacing w:after="30"/>
+            </w:pPr>
+            <w:r>
+              <w:rPr>
+                <w:rFonts w:ascii="Arial" w:hAnsi="Arial"/>
+                <w:b/>
+                <w:color w:val="17324D"/>
+                <w:sz w:val="17"/>
+              </w:rPr>
+              <w:t>Vorgang</w:t>
+            </w:r>
+          </w:p>
+        </w:tc>
+        <w:tc>
+          <w:tcPr>
+            <w:tcW w:type="dxa" w:w="4872"/>
+            <w:vAlign w:val="center"/>
+            <w:tcMar>
+              <w:top w:w="90" w:type="dxa"/>
+              <w:start w:w="100" w:type="dxa"/>
+              <w:bottom w:w="90" w:type="dxa"/>
+              <w:end w:w="100" w:type="dxa"/>
+            </w:tcMar>
+          </w:tcPr>
+          <w:p>
+            <w:pPr>
+              <w:spacing w:after="30"/>
+            </w:pPr>
+            <w:r>
+              <w:rPr>
+                <w:rFonts w:ascii="Arial" w:hAnsi="Arial"/>
+                <w:sz w:val="17"/>
+              </w:rPr>
+              <w:t>NF-2026-0518 / Armin Lohse</w:t>
+            </w:r>
+          </w:p>
+        </w:tc>
+      </w:tr>
+      <w:tr>
+        <w:tc>
+          <w:tcPr>
+            <w:tcW w:type="dxa" w:w="4872"/>
+            <w:shd w:fill="F2F4F5"/>
+            <w:vAlign w:val="center"/>
+            <w:tcMar>
+              <w:top w:w="90" w:type="dxa"/>
+              <w:start w:w="100" w:type="dxa"/>
+              <w:bottom w:w="90" w:type="dxa"/>
+              <w:end w:w="100" w:type="dxa"/>
+            </w:tcMar>
+          </w:tcPr>
+          <w:p>
+            <w:pPr>
+              <w:spacing w:after="30"/>
+            </w:pPr>
+            <w:r>
+              <w:rPr>
+                <w:rFonts w:ascii="Arial" w:hAnsi="Arial"/>
+                <w:b/>
+                <w:color w:val="17324D"/>
+                <w:sz w:val="17"/>
+              </w:rPr>
+              <w:t>Datum</w:t>
+            </w:r>
+          </w:p>
+        </w:tc>
+        <w:tc>
+          <w:tcPr>
+            <w:tcW w:type="dxa" w:w="4872"/>
+            <w:vAlign w:val="center"/>
+            <w:tcMar>
+              <w:top w:w="90" w:type="dxa"/>
+              <w:start w:w="100" w:type="dxa"/>
+              <w:bottom w:w="90" w:type="dxa"/>
+              <w:end w:w="100" w:type="dxa"/>
+            </w:tcMar>
+            <w:shd w:fill="F2F4F5"/>
+          </w:tcPr>
+          <w:p>
+            <w:pPr>
+              <w:spacing w:after="30"/>
+            </w:pPr>
+            <w:r>
+              <w:rPr>
+                <w:rFonts w:ascii="Arial" w:hAnsi="Arial"/>
+                <w:sz w:val="17"/>
+              </w:rPr>
+              <w:t>02.07.2026</w:t>
+            </w:r>
+          </w:p>
+        </w:tc>
+      </w:tr>
+      <w:tr>
+        <w:tc>
+          <w:tcPr>
+            <w:tcW w:type="dxa" w:w="4872"/>
+            <w:shd w:fill="EAF1F5"/>
+            <w:vAlign w:val="center"/>
+            <w:tcMar>
+              <w:top w:w="90" w:type="dxa"/>
+              <w:start w:w="100" w:type="dxa"/>
+              <w:bottom w:w="90" w:type="dxa"/>
+              <w:end w:w="100" w:type="dxa"/>
+            </w:tcMar>
+          </w:tcPr>
+          <w:p>
+            <w:pPr>
+              <w:spacing w:after="30"/>
+            </w:pPr>
+            <w:r>
+              <w:rPr>
+                <w:rFonts w:ascii="Arial" w:hAnsi="Arial"/>
+                <w:b/>
+                <w:color w:val="17324D"/>
+                <w:sz w:val="17"/>
+              </w:rPr>
+              <w:t>Sachbearbeitung</w:t>
+            </w:r>
+          </w:p>
+        </w:tc>
+        <w:tc>
+          <w:tcPr>
+            <w:tcW w:type="dxa" w:w="4872"/>
+            <w:vAlign w:val="center"/>
+            <w:tcMar>
+              <w:top w:w="90" w:type="dxa"/>
+              <w:start w:w="100" w:type="dxa"/>
+              <w:bottom w:w="90" w:type="dxa"/>
+              <w:end w:w="100" w:type="dxa"/>
+            </w:tcMar>
+          </w:tcPr>
+          <w:p>
+            <w:pPr>
+              <w:spacing w:after="30"/>
+            </w:pPr>
+            <w:r>
+              <w:rPr>
+                <w:rFonts w:ascii="Arial" w:hAnsi="Arial"/>
+                <w:sz w:val="17"/>
+              </w:rPr>
+              <w:t>Marlene Voß, Durchwahl 030 440781-24</w:t>
+            </w:r>
+          </w:p>
+        </w:tc>
+      </w:tr>
+    </w:tbl>
+    <w:p/>
+    <w:p>
+      <w:pPr>
         <w:pStyle w:val="Heading1"/>
       </w:pPr>
       <w:r>
-        <w:t>Bildagentur Nordfenster Abrechnung und Rechtefrage</w:t>
+        <w:t>1. Vertragsbestand</w:t>
       </w:r>
     </w:p>
     <w:p>
       <w:pPr>
-        <w:pStyle w:val="Heading2"/>
+        <w:keepLines w:val="0"/>
       </w:pPr>
       <w:r>
-        <w:t>1. Abrechnung</w:t>
-      </w:r>
-    </w:p>
-    <w:p>
-      <w:r>
-        <w:t>Offene Nettohonorare 7.840 EUR für Architekturserie Hafenstadt. Agentur benötigt Erbnachweis und Weisung zur Auszahlung.</w:t>
+        <w:t>Armin Lohse wurde seit dem 01.04.2019 als selbstständiger Fotograf geführt. Nordfenster erhielt nicht ausschließliche Vertriebsrechte an den jeweils eingelieferten Serien. Die Originaldateien verblieben beim Fotografen. Abrechnungen erfolgten halbjährlich; Rückfragen zu Model-Releases und Sperrvermerken wurden über das Agenturportal geführt.</w:t>
       </w:r>
     </w:p>
     <w:p>
       <w:pPr>
-        <w:pStyle w:val="Heading2"/>
+        <w:keepLines w:val="0"/>
       </w:pPr>
       <w:r>
-        <w:t>2. Rechtefrage</w:t>
+        <w:t>Die Agentur hat den Account am 25.05.2026 in einen Lesemodus versetzt. Seitdem wurden keine neuen Lizenzen freigegeben. Bereits geschlossene Lizenzen laufen weiter, sofern keine dokumentierte Beschränkung entgegensteht.</w:t>
       </w:r>
     </w:p>
     <w:p>
+      <w:pPr>
+        <w:pStyle w:val="Heading1"/>
+      </w:pPr>
       <w:r>
-        <w:t>Model-Releases liegen teils nur digital vor. Zwei Kunden verlangen Löschung nicht ausgewählter Bilder.</w:t>
+        <w:t>2. Offene Abrechnung</w:t>
+      </w:r>
+    </w:p>
+    <w:tbl>
+      <w:tblPr>
+        <w:tblStyle w:val="TableGrid"/>
+        <w:tblW w:type="auto" w:w="0"/>
+        <w:jc w:val="center"/>
+        <w:tblLayout w:type="autofit"/>
+        <w:tblLook w:firstColumn="1" w:firstRow="1" w:lastColumn="0" w:lastRow="0" w:noHBand="0" w:noVBand="1" w:val="04A0"/>
+      </w:tblPr>
+      <w:tblGrid>
+        <w:gridCol w:w="2436"/>
+        <w:gridCol w:w="2436"/>
+        <w:gridCol w:w="2436"/>
+        <w:gridCol w:w="2436"/>
+      </w:tblGrid>
+      <w:tr>
+        <w:trPr>
+          <w:tblHeader w:val="true"/>
+        </w:trPr>
+        <w:tc>
+          <w:tcPr>
+            <w:tcW w:type="dxa" w:w="2436"/>
+            <w:vAlign w:val="center"/>
+            <w:tcMar>
+              <w:top w:w="90" w:type="dxa"/>
+              <w:start w:w="100" w:type="dxa"/>
+              <w:bottom w:w="90" w:type="dxa"/>
+              <w:end w:w="100" w:type="dxa"/>
+            </w:tcMar>
+            <w:shd w:fill="17324D"/>
+          </w:tcPr>
+          <w:p>
+            <w:pPr>
+              <w:spacing w:after="30"/>
+            </w:pPr>
+            <w:r>
+              <w:rPr>
+                <w:rFonts w:ascii="Arial" w:hAnsi="Arial"/>
+                <w:b/>
+                <w:color w:val="FFFFFF"/>
+                <w:sz w:val="17"/>
+              </w:rPr>
+              <w:t>Serie oder Position</w:t>
+            </w:r>
+          </w:p>
+        </w:tc>
+        <w:tc>
+          <w:tcPr>
+            <w:tcW w:type="dxa" w:w="2436"/>
+            <w:vAlign w:val="center"/>
+            <w:tcMar>
+              <w:top w:w="90" w:type="dxa"/>
+              <w:start w:w="100" w:type="dxa"/>
+              <w:bottom w:w="90" w:type="dxa"/>
+              <w:end w:w="100" w:type="dxa"/>
+            </w:tcMar>
+            <w:shd w:fill="17324D"/>
+          </w:tcPr>
+          <w:p>
+            <w:pPr>
+              <w:spacing w:after="30"/>
+            </w:pPr>
+            <w:r>
+              <w:rPr>
+                <w:rFonts w:ascii="Arial" w:hAnsi="Arial"/>
+                <w:b/>
+                <w:color w:val="FFFFFF"/>
+                <w:sz w:val="17"/>
+              </w:rPr>
+              <w:t>Lizenzvorgänge</w:t>
+            </w:r>
+          </w:p>
+        </w:tc>
+        <w:tc>
+          <w:tcPr>
+            <w:tcW w:type="dxa" w:w="2436"/>
+            <w:vAlign w:val="center"/>
+            <w:tcMar>
+              <w:top w:w="90" w:type="dxa"/>
+              <w:start w:w="100" w:type="dxa"/>
+              <w:bottom w:w="90" w:type="dxa"/>
+              <w:end w:w="100" w:type="dxa"/>
+            </w:tcMar>
+            <w:shd w:fill="17324D"/>
+          </w:tcPr>
+          <w:p>
+            <w:pPr>
+              <w:spacing w:after="30"/>
+            </w:pPr>
+            <w:r>
+              <w:rPr>
+                <w:rFonts w:ascii="Arial" w:hAnsi="Arial"/>
+                <w:b/>
+                <w:color w:val="FFFFFF"/>
+                <w:sz w:val="17"/>
+              </w:rPr>
+              <w:t>Nettohonorar</w:t>
+            </w:r>
+          </w:p>
+        </w:tc>
+        <w:tc>
+          <w:tcPr>
+            <w:tcW w:type="dxa" w:w="2436"/>
+            <w:vAlign w:val="center"/>
+            <w:tcMar>
+              <w:top w:w="90" w:type="dxa"/>
+              <w:start w:w="100" w:type="dxa"/>
+              <w:bottom w:w="90" w:type="dxa"/>
+              <w:end w:w="100" w:type="dxa"/>
+            </w:tcMar>
+            <w:shd w:fill="17324D"/>
+          </w:tcPr>
+          <w:p>
+            <w:pPr>
+              <w:spacing w:after="30"/>
+            </w:pPr>
+            <w:r>
+              <w:rPr>
+                <w:rFonts w:ascii="Arial" w:hAnsi="Arial"/>
+                <w:b/>
+                <w:color w:val="FFFFFF"/>
+                <w:sz w:val="17"/>
+              </w:rPr>
+              <w:t>Belegstatus</w:t>
+            </w:r>
+          </w:p>
+        </w:tc>
+      </w:tr>
+      <w:tr>
+        <w:tc>
+          <w:tcPr>
+            <w:tcW w:type="dxa" w:w="2436"/>
+            <w:vAlign w:val="center"/>
+            <w:tcMar>
+              <w:top w:w="90" w:type="dxa"/>
+              <w:start w:w="100" w:type="dxa"/>
+              <w:bottom w:w="90" w:type="dxa"/>
+              <w:end w:w="100" w:type="dxa"/>
+            </w:tcMar>
+          </w:tcPr>
+          <w:p>
+            <w:pPr>
+              <w:spacing w:after="30"/>
+            </w:pPr>
+            <w:r>
+              <w:rPr>
+                <w:rFonts w:ascii="Arial" w:hAnsi="Arial"/>
+                <w:sz w:val="17"/>
+              </w:rPr>
+              <w:t>Hafenstadt 2024/2025</w:t>
+            </w:r>
+          </w:p>
+        </w:tc>
+        <w:tc>
+          <w:tcPr>
+            <w:tcW w:type="dxa" w:w="2436"/>
+            <w:vAlign w:val="center"/>
+            <w:tcMar>
+              <w:top w:w="90" w:type="dxa"/>
+              <w:start w:w="100" w:type="dxa"/>
+              <w:bottom w:w="90" w:type="dxa"/>
+              <w:end w:w="100" w:type="dxa"/>
+            </w:tcMar>
+          </w:tcPr>
+          <w:p>
+            <w:pPr>
+              <w:spacing w:after="30"/>
+            </w:pPr>
+            <w:r>
+              <w:rPr>
+                <w:rFonts w:ascii="Arial" w:hAnsi="Arial"/>
+                <w:sz w:val="17"/>
+              </w:rPr>
+              <w:t>14</w:t>
+            </w:r>
+          </w:p>
+        </w:tc>
+        <w:tc>
+          <w:tcPr>
+            <w:tcW w:type="dxa" w:w="2436"/>
+            <w:vAlign w:val="center"/>
+            <w:tcMar>
+              <w:top w:w="90" w:type="dxa"/>
+              <w:start w:w="100" w:type="dxa"/>
+              <w:bottom w:w="90" w:type="dxa"/>
+              <w:end w:w="100" w:type="dxa"/>
+            </w:tcMar>
+          </w:tcPr>
+          <w:p>
+            <w:pPr>
+              <w:spacing w:after="30"/>
+            </w:pPr>
+            <w:r>
+              <w:rPr>
+                <w:rFonts w:ascii="Arial" w:hAnsi="Arial"/>
+                <w:sz w:val="17"/>
+              </w:rPr>
+              <w:t>3200,00 EUR</w:t>
+            </w:r>
+          </w:p>
+        </w:tc>
+        <w:tc>
+          <w:tcPr>
+            <w:tcW w:type="dxa" w:w="2436"/>
+            <w:vAlign w:val="center"/>
+            <w:tcMar>
+              <w:top w:w="90" w:type="dxa"/>
+              <w:start w:w="100" w:type="dxa"/>
+              <w:bottom w:w="90" w:type="dxa"/>
+              <w:end w:w="100" w:type="dxa"/>
+            </w:tcMar>
+          </w:tcPr>
+          <w:p>
+            <w:pPr>
+              <w:spacing w:after="30"/>
+            </w:pPr>
+            <w:r>
+              <w:rPr>
+                <w:rFonts w:ascii="Arial" w:hAnsi="Arial"/>
+                <w:sz w:val="17"/>
+              </w:rPr>
+              <w:t>Releases vollständig</w:t>
+            </w:r>
+          </w:p>
+        </w:tc>
+      </w:tr>
+      <w:tr>
+        <w:tc>
+          <w:tcPr>
+            <w:tcW w:type="dxa" w:w="2436"/>
+            <w:vAlign w:val="center"/>
+            <w:tcMar>
+              <w:top w:w="90" w:type="dxa"/>
+              <w:start w:w="100" w:type="dxa"/>
+              <w:bottom w:w="90" w:type="dxa"/>
+              <w:end w:w="100" w:type="dxa"/>
+            </w:tcMar>
+            <w:shd w:fill="F2F4F5"/>
+          </w:tcPr>
+          <w:p>
+            <w:pPr>
+              <w:spacing w:after="30"/>
+            </w:pPr>
+            <w:r>
+              <w:rPr>
+                <w:rFonts w:ascii="Arial" w:hAnsi="Arial"/>
+                <w:sz w:val="17"/>
+              </w:rPr>
+              <w:t>Porträtarchiv Kulturszene</w:t>
+            </w:r>
+          </w:p>
+        </w:tc>
+        <w:tc>
+          <w:tcPr>
+            <w:tcW w:type="dxa" w:w="2436"/>
+            <w:vAlign w:val="center"/>
+            <w:tcMar>
+              <w:top w:w="90" w:type="dxa"/>
+              <w:start w:w="100" w:type="dxa"/>
+              <w:bottom w:w="90" w:type="dxa"/>
+              <w:end w:w="100" w:type="dxa"/>
+            </w:tcMar>
+            <w:shd w:fill="F2F4F5"/>
+          </w:tcPr>
+          <w:p>
+            <w:pPr>
+              <w:spacing w:after="30"/>
+            </w:pPr>
+            <w:r>
+              <w:rPr>
+                <w:rFonts w:ascii="Arial" w:hAnsi="Arial"/>
+                <w:sz w:val="17"/>
+              </w:rPr>
+              <w:t>6</w:t>
+            </w:r>
+          </w:p>
+        </w:tc>
+        <w:tc>
+          <w:tcPr>
+            <w:tcW w:type="dxa" w:w="2436"/>
+            <w:vAlign w:val="center"/>
+            <w:tcMar>
+              <w:top w:w="90" w:type="dxa"/>
+              <w:start w:w="100" w:type="dxa"/>
+              <w:bottom w:w="90" w:type="dxa"/>
+              <w:end w:w="100" w:type="dxa"/>
+            </w:tcMar>
+            <w:shd w:fill="F2F4F5"/>
+          </w:tcPr>
+          <w:p>
+            <w:pPr>
+              <w:spacing w:after="30"/>
+            </w:pPr>
+            <w:r>
+              <w:rPr>
+                <w:rFonts w:ascii="Arial" w:hAnsi="Arial"/>
+                <w:sz w:val="17"/>
+              </w:rPr>
+              <w:t>1400,00 EUR</w:t>
+            </w:r>
+          </w:p>
+        </w:tc>
+        <w:tc>
+          <w:tcPr>
+            <w:tcW w:type="dxa" w:w="2436"/>
+            <w:vAlign w:val="center"/>
+            <w:tcMar>
+              <w:top w:w="90" w:type="dxa"/>
+              <w:start w:w="100" w:type="dxa"/>
+              <w:bottom w:w="90" w:type="dxa"/>
+              <w:end w:w="100" w:type="dxa"/>
+            </w:tcMar>
+            <w:shd w:fill="F2F4F5"/>
+          </w:tcPr>
+          <w:p>
+            <w:pPr>
+              <w:spacing w:after="30"/>
+            </w:pPr>
+            <w:r>
+              <w:rPr>
+                <w:rFonts w:ascii="Arial" w:hAnsi="Arial"/>
+                <w:sz w:val="17"/>
+              </w:rPr>
+              <w:t>zwei Releases nur digital</w:t>
+            </w:r>
+          </w:p>
+        </w:tc>
+      </w:tr>
+      <w:tr>
+        <w:tc>
+          <w:tcPr>
+            <w:tcW w:type="dxa" w:w="2436"/>
+            <w:vAlign w:val="center"/>
+            <w:tcMar>
+              <w:top w:w="90" w:type="dxa"/>
+              <w:start w:w="100" w:type="dxa"/>
+              <w:bottom w:w="90" w:type="dxa"/>
+              <w:end w:w="100" w:type="dxa"/>
+            </w:tcMar>
+          </w:tcPr>
+          <w:p>
+            <w:pPr>
+              <w:spacing w:after="30"/>
+            </w:pPr>
+            <w:r>
+              <w:rPr>
+                <w:rFonts w:ascii="Arial" w:hAnsi="Arial"/>
+                <w:sz w:val="17"/>
+              </w:rPr>
+              <w:t>Ausstellungskatalog Bauhaus-Nord</w:t>
+            </w:r>
+          </w:p>
+        </w:tc>
+        <w:tc>
+          <w:tcPr>
+            <w:tcW w:type="dxa" w:w="2436"/>
+            <w:vAlign w:val="center"/>
+            <w:tcMar>
+              <w:top w:w="90" w:type="dxa"/>
+              <w:start w:w="100" w:type="dxa"/>
+              <w:bottom w:w="90" w:type="dxa"/>
+              <w:end w:w="100" w:type="dxa"/>
+            </w:tcMar>
+          </w:tcPr>
+          <w:p>
+            <w:pPr>
+              <w:spacing w:after="30"/>
+            </w:pPr>
+            <w:r>
+              <w:rPr>
+                <w:rFonts w:ascii="Arial" w:hAnsi="Arial"/>
+                <w:sz w:val="17"/>
+              </w:rPr>
+              <w:t>1</w:t>
+            </w:r>
+          </w:p>
+        </w:tc>
+        <w:tc>
+          <w:tcPr>
+            <w:tcW w:type="dxa" w:w="2436"/>
+            <w:vAlign w:val="center"/>
+            <w:tcMar>
+              <w:top w:w="90" w:type="dxa"/>
+              <w:start w:w="100" w:type="dxa"/>
+              <w:bottom w:w="90" w:type="dxa"/>
+              <w:end w:w="100" w:type="dxa"/>
+            </w:tcMar>
+          </w:tcPr>
+          <w:p>
+            <w:pPr>
+              <w:spacing w:after="30"/>
+            </w:pPr>
+            <w:r>
+              <w:rPr>
+                <w:rFonts w:ascii="Arial" w:hAnsi="Arial"/>
+                <w:sz w:val="17"/>
+              </w:rPr>
+              <w:t>3240,00 EUR</w:t>
+            </w:r>
+          </w:p>
+        </w:tc>
+        <w:tc>
+          <w:tcPr>
+            <w:tcW w:type="dxa" w:w="2436"/>
+            <w:vAlign w:val="center"/>
+            <w:tcMar>
+              <w:top w:w="90" w:type="dxa"/>
+              <w:start w:w="100" w:type="dxa"/>
+              <w:bottom w:w="90" w:type="dxa"/>
+              <w:end w:w="100" w:type="dxa"/>
+            </w:tcMar>
+          </w:tcPr>
+          <w:p>
+            <w:pPr>
+              <w:spacing w:after="30"/>
+            </w:pPr>
+            <w:r>
+              <w:rPr>
+                <w:rFonts w:ascii="Arial" w:hAnsi="Arial"/>
+                <w:sz w:val="17"/>
+              </w:rPr>
+              <w:t>Sonderlizenz vom 18.03.2026</w:t>
+            </w:r>
+          </w:p>
+        </w:tc>
+      </w:tr>
+      <w:tr>
+        <w:tc>
+          <w:tcPr>
+            <w:tcW w:type="dxa" w:w="2436"/>
+            <w:vAlign w:val="center"/>
+            <w:tcMar>
+              <w:top w:w="90" w:type="dxa"/>
+              <w:start w:w="100" w:type="dxa"/>
+              <w:bottom w:w="90" w:type="dxa"/>
+              <w:end w:w="100" w:type="dxa"/>
+            </w:tcMar>
+            <w:shd w:fill="F2F4F5"/>
+          </w:tcPr>
+          <w:p>
+            <w:pPr>
+              <w:spacing w:after="30"/>
+            </w:pPr>
+            <w:r>
+              <w:rPr>
+                <w:rFonts w:ascii="Arial" w:hAnsi="Arial"/>
+                <w:sz w:val="17"/>
+              </w:rPr>
+              <w:t>Summe</w:t>
+            </w:r>
+          </w:p>
+        </w:tc>
+        <w:tc>
+          <w:tcPr>
+            <w:tcW w:type="dxa" w:w="2436"/>
+            <w:vAlign w:val="center"/>
+            <w:tcMar>
+              <w:top w:w="90" w:type="dxa"/>
+              <w:start w:w="100" w:type="dxa"/>
+              <w:bottom w:w="90" w:type="dxa"/>
+              <w:end w:w="100" w:type="dxa"/>
+            </w:tcMar>
+            <w:shd w:fill="F2F4F5"/>
+          </w:tcPr>
+          <w:p>
+            <w:pPr>
+              <w:spacing w:after="30"/>
+            </w:pPr>
+            <w:r>
+              <w:rPr>
+                <w:rFonts w:ascii="Arial" w:hAnsi="Arial"/>
+                <w:sz w:val="17"/>
+              </w:rPr>
+              <w:t>21</w:t>
+            </w:r>
+          </w:p>
+        </w:tc>
+        <w:tc>
+          <w:tcPr>
+            <w:tcW w:type="dxa" w:w="2436"/>
+            <w:vAlign w:val="center"/>
+            <w:tcMar>
+              <w:top w:w="90" w:type="dxa"/>
+              <w:start w:w="100" w:type="dxa"/>
+              <w:bottom w:w="90" w:type="dxa"/>
+              <w:end w:w="100" w:type="dxa"/>
+            </w:tcMar>
+            <w:shd w:fill="F2F4F5"/>
+          </w:tcPr>
+          <w:p>
+            <w:pPr>
+              <w:spacing w:after="30"/>
+            </w:pPr>
+            <w:r>
+              <w:rPr>
+                <w:rFonts w:ascii="Arial" w:hAnsi="Arial"/>
+                <w:sz w:val="17"/>
+              </w:rPr>
+              <w:t>7840,00 EUR</w:t>
+            </w:r>
+          </w:p>
+        </w:tc>
+        <w:tc>
+          <w:tcPr>
+            <w:tcW w:type="dxa" w:w="2436"/>
+            <w:vAlign w:val="center"/>
+            <w:tcMar>
+              <w:top w:w="90" w:type="dxa"/>
+              <w:start w:w="100" w:type="dxa"/>
+              <w:bottom w:w="90" w:type="dxa"/>
+              <w:end w:w="100" w:type="dxa"/>
+            </w:tcMar>
+            <w:shd w:fill="F2F4F5"/>
+          </w:tcPr>
+          <w:p>
+            <w:pPr>
+              <w:spacing w:after="30"/>
+            </w:pPr>
+            <w:r>
+              <w:rPr>
+                <w:rFonts w:ascii="Arial" w:hAnsi="Arial"/>
+                <w:sz w:val="17"/>
+              </w:rPr>
+              <w:t>Auszahlung ausgesetzt</w:t>
+            </w:r>
+          </w:p>
+        </w:tc>
+      </w:tr>
+    </w:tbl>
+    <w:p>
+      <w:pPr>
+        <w:pStyle w:val="Heading1"/>
+      </w:pPr>
+      <w:r>
+        <w:t>3. Ausstehende Unterlagen</w:t>
+      </w:r>
+    </w:p>
+    <w:p>
+      <w:pPr>
+        <w:keepLines w:val="0"/>
+      </w:pPr>
+      <w:r>
+        <w:t>Für die Auszahlung benötigt Nordfenster einen belastbaren Nachweis, wer die Forderung einziehen und Weisungen zu weiteren Lizenzen erteilen darf. Eine notarielle Vollmacht oder eine abgestimmte Zwischenanweisung aller nach Aktenlage Beteiligten kann geprüft werden; die Agentur entscheidet hiermit nicht über die Erbfolge.</w:t>
+      </w:r>
+    </w:p>
+    <w:p>
+      <w:pPr>
+        <w:keepLines w:val="0"/>
+      </w:pPr>
+      <w:r>
+        <w:t>Für die Dateien HAF-2147 und POR-0881 fehlen die lokal gespeicherten Release-PDFs. Im Portal liegen nur Vorschaubilder. Ohne Zugriff auf das Archiv ist nicht erkennbar, ob vollständige Unterlagen vorhanden sind.</w:t>
+      </w:r>
+    </w:p>
+    <w:p>
+      <w:pPr>
+        <w:pStyle w:val="Heading1"/>
+      </w:pPr>
+      <w:r>
+        <w:t>4. Kundenanfrage Ahlers</w:t>
+      </w:r>
+    </w:p>
+    <w:p>
+      <w:pPr>
+        <w:keepLines w:val="0"/>
+      </w:pPr>
+      <w:r>
+        <w:t>Der Auftrag Hochzeit Ahlers wurde direkt mit Armin geschlossen und nicht über Nordfenster vermittelt. Auf Wunsch von Eva wurde lediglich geprüft, ob eine Sicherungskopie in der Agentur liegt. Das ist nicht der Fall. Nordfenster verfügt nur über zwölf ausgewählte Vorschaubilder ohne Downloadauflösung.</w:t>
       </w:r>
     </w:p>
     <w:sectPr>
-      <w:pgSz w:w="12240" w:h="15840"/>
-      <w:pgMar w:top="1440" w:right="1800" w:bottom="1440" w:left="1800" w:header="720" w:footer="720" w:gutter="0"/>
+      <w:headerReference w:type="default" r:id="rId9"/>
+      <w:footerReference w:type="default" r:id="rId10"/>
+      <w:pgSz w:w="11906" w:h="16838"/>
+      <w:pgMar w:top="1162" w:right="1219" w:bottom="1162" w:left="1276" w:header="397" w:footer="397" w:gutter="0"/>
       <w:cols w:space="720"/>
       <w:docGrid w:linePitch="360"/>
     </w:sectPr>
   </w:body>
 </w:document>
+</file>
+
+<file path=word/footer1.xml><?xml version="1.0" encoding="utf-8"?>
+<w:ftr xmlns:m="http://schemas.openxmlformats.org/officeDocument/2006/math" xmlns:mc="http://schemas.openxmlformats.org/markup-compatibility/2006" xmlns:mo="http://schemas.microsoft.com/office/mac/office/2008/main" xmlns:mv="urn:schemas-microsoft-com:mac:vml" xmlns:o="urn:schemas-microsoft-com:office:office" xmlns:r="http://schemas.openxmlformats.org/officeDocument/2006/relationships" xmlns:v="urn:schemas-microsoft-com:vml" xmlns:w10="urn:schemas-microsoft-com:office:word" xmlns:w14="http://schemas.microsoft.com/office/word/2010/wordml" xmlns:w="http://schemas.openxmlformats.org/wordprocessingml/2006/main" xmlns:wne="http://schemas.microsoft.com/office/word/2006/wordml" xmlns:wp14="http://schemas.microsoft.com/office/word/2010/wordprocessingDrawing" xmlns:wp="http://schemas.openxmlformats.org/drawingml/2006/wordprocessingDrawing" xmlns:wpc="http://schemas.microsoft.com/office/word/2010/wordprocessingCanvas" xmlns:wpg="http://schemas.microsoft.com/office/word/2010/wordprocessingGroup" xmlns:wpi="http://schemas.microsoft.com/office/word/2010/wordprocessingInk" xmlns:wps="http://schemas.microsoft.com/office/word/2010/wordprocessingShape" mc:Ignorable="w14 wp14">
+  <w:p>
+    <w:pPr>
+      <w:spacing w:before="60"/>
+      <w:jc w:val="center"/>
+    </w:pPr>
+    <w:r>
+      <w:rPr>
+        <w:rFonts w:ascii="Arial" w:hAnsi="Arial"/>
+        <w:color w:val="6B7378"/>
+        <w:sz w:val="12"/>
+      </w:rPr>
+      <w:t>Rechte- und Lizenzservice | Chausseestraße 18 | 10115 Berlin | HRB 218744 B</w:t>
+    </w:r>
+  </w:p>
+  <w:p>
+    <w:pPr>
+      <w:spacing w:after="0"/>
+      <w:jc w:val="center"/>
+    </w:pPr>
+    <w:r>
+      <w:rPr>
+        <w:color w:val="6B7378"/>
+        <w:sz w:val="14"/>
+      </w:rPr>
+      <w:t xml:space="preserve">Seite </w:t>
+    </w:r>
+    <w:r>
+      <w:rPr>
+        <w:color w:val="6B7378"/>
+        <w:sz w:val="14"/>
+      </w:rPr>
+      <w:fldChar w:fldCharType="begin"/>
+      <w:instrText xml:space="preserve"> PAGE </w:instrText>
+      <w:fldChar w:fldCharType="end"/>
+    </w:r>
+  </w:p>
+</w:ftr>
+</file>
+
+<file path=word/header1.xml><?xml version="1.0" encoding="utf-8"?>
+<w:hdr xmlns:m="http://schemas.openxmlformats.org/officeDocument/2006/math" xmlns:mc="http://schemas.openxmlformats.org/markup-compatibility/2006" xmlns:mo="http://schemas.microsoft.com/office/mac/office/2008/main" xmlns:mv="urn:schemas-microsoft-com:mac:vml" xmlns:o="urn:schemas-microsoft-com:office:office" xmlns:r="http://schemas.openxmlformats.org/officeDocument/2006/relationships" xmlns:v="urn:schemas-microsoft-com:vml" xmlns:w10="urn:schemas-microsoft-com:office:word" xmlns:w14="http://schemas.microsoft.com/office/word/2010/wordml" xmlns:w="http://schemas.openxmlformats.org/wordprocessingml/2006/main" xmlns:wne="http://schemas.microsoft.com/office/word/2006/wordml" xmlns:wp14="http://schemas.microsoft.com/office/word/2010/wordprocessingDrawing" xmlns:wp="http://schemas.openxmlformats.org/drawingml/2006/wordprocessingDrawing" xmlns:wpc="http://schemas.microsoft.com/office/word/2010/wordprocessingCanvas" xmlns:wpg="http://schemas.microsoft.com/office/word/2010/wordprocessingGroup" xmlns:wpi="http://schemas.microsoft.com/office/word/2010/wordprocessingInk" xmlns:wps="http://schemas.microsoft.com/office/word/2010/wordprocessingShape" mc:Ignorable="w14 wp14">
+  <w:p>
+    <w:pPr>
+      <w:pBdr>
+        <w:bottom w:val="single" w:sz="10" w:space="4" w:color="2F6684"/>
+      </w:pBdr>
+    </w:pPr>
+  </w:p>
+  <w:tbl>
+    <w:tblPr>
+      <w:tblW w:type="auto" w:w="0"/>
+      <w:jc w:val="center"/>
+      <w:tblLook w:firstColumn="1" w:firstRow="1" w:lastColumn="0" w:lastRow="0" w:noHBand="0" w:noVBand="1" w:val="04A0"/>
+    </w:tblPr>
+    <w:tblGrid>
+      <w:gridCol w:w="6066"/>
+      <w:gridCol w:w="3345"/>
+    </w:tblGrid>
+    <w:tr>
+      <w:tc>
+        <w:tcPr>
+          <w:tcW w:type="dxa" w:w="4706"/>
+        </w:tcPr>
+        <w:p>
+          <w:pPr>
+            <w:spacing w:after="20"/>
+          </w:pPr>
+          <w:r>
+            <w:rPr>
+              <w:rFonts w:ascii="Arial" w:hAnsi="Arial"/>
+              <w:b/>
+              <w:color w:val="17324D"/>
+              <w:sz w:val="21"/>
+            </w:rPr>
+            <w:t>Bildagentur Nordfenster GmbH</w:t>
+          </w:r>
+        </w:p>
+        <w:p>
+          <w:pPr>
+            <w:spacing w:after="0"/>
+          </w:pPr>
+          <w:r>
+            <w:rPr>
+              <w:color w:val="6B7378"/>
+              <w:sz w:val="15"/>
+            </w:rPr>
+            <w:t>Rechte- und Lizenzservice | Chausseestraße 18 | 10115 Berlin | HRB 218744 B</w:t>
+          </w:r>
+        </w:p>
+      </w:tc>
+      <w:tc>
+        <w:tcPr>
+          <w:tcW w:type="dxa" w:w="4706"/>
+        </w:tcPr>
+        <w:p>
+          <w:pPr>
+            <w:spacing w:after="20"/>
+            <w:jc w:val="right"/>
+          </w:pPr>
+          <w:r>
+            <w:rPr>
+              <w:b/>
+              <w:color w:val="17324D"/>
+              <w:sz w:val="18"/>
+            </w:rPr>
+            <w:t>Nachlass Lohse</w:t>
+          </w:r>
+        </w:p>
+        <w:p>
+          <w:pPr>
+            <w:spacing w:after="0"/>
+            <w:jc w:val="right"/>
+          </w:pPr>
+          <w:r>
+            <w:rPr>
+              <w:color w:val="6B7378"/>
+              <w:sz w:val="15"/>
+            </w:rPr>
+            <w:t>Aktenzeichen 26-ERB-0417</w:t>
+          </w:r>
+        </w:p>
+      </w:tc>
+    </w:tr>
+  </w:tbl>
+</w:hdr>
 </file>
 
 <file path=word/numbering.xml><?xml version="1.0" encoding="utf-8"?>
@@ -409,9 +1348,12 @@
     <w:name w:val="Normal"/>
     <w:qFormat/>
     <w:rsid w:val="00FC693F"/>
+    <w:pPr>
+      <w:spacing w:after="100" w:line="269" w:lineRule="auto"/>
+    </w:pPr>
     <w:rPr>
-      <w:rFonts w:ascii="Times New Roman" w:hAnsi="Times New Roman"/>
-      <w:sz w:val="22"/>
+      <w:rFonts w:ascii="Arial" w:hAnsi="Arial" w:eastAsia="Arial"/>
+      <w:sz w:val="21"/>
     </w:rPr>
   </w:style>
   <w:style w:type="paragraph" w:styleId="Header">
@@ -469,14 +1411,14 @@
     <w:pPr>
       <w:keepNext/>
       <w:keepLines/>
-      <w:spacing w:before="480" w:after="0"/>
+      <w:spacing w:before="240" w:after="100"/>
       <w:outlineLvl w:val="0"/>
     </w:pPr>
     <w:rPr>
-      <w:rFonts w:asciiTheme="majorHAnsi" w:eastAsiaTheme="majorEastAsia" w:hAnsiTheme="majorHAnsi" w:cstheme="majorBidi" w:ascii="Times New Roman" w:hAnsi="Times New Roman"/>
+      <w:rFonts w:asciiTheme="majorHAnsi" w:eastAsiaTheme="majorEastAsia" w:hAnsiTheme="majorHAnsi" w:cstheme="majorBidi" w:ascii="Arial" w:hAnsi="Arial" w:eastAsia="Arial"/>
       <w:b/>
       <w:bCs/>
-      <w:color w:val="365F91" w:themeColor="accent1" w:themeShade="BF"/>
+      <w:color w:val="17324D"/>
       <w:sz w:val="26"/>
       <w:szCs w:val="28"/>
     </w:rPr>
@@ -493,15 +1435,15 @@
     <w:pPr>
       <w:keepNext/>
       <w:keepLines/>
-      <w:spacing w:before="200" w:after="0"/>
+      <w:spacing w:before="180" w:after="80"/>
       <w:outlineLvl w:val="1"/>
     </w:pPr>
     <w:rPr>
-      <w:rFonts w:asciiTheme="majorHAnsi" w:eastAsiaTheme="majorEastAsia" w:hAnsiTheme="majorHAnsi" w:cstheme="majorBidi" w:ascii="Times New Roman" w:hAnsi="Times New Roman"/>
+      <w:rFonts w:asciiTheme="majorHAnsi" w:eastAsiaTheme="majorEastAsia" w:hAnsiTheme="majorHAnsi" w:cstheme="majorBidi" w:ascii="Arial" w:hAnsi="Arial" w:eastAsia="Arial"/>
       <w:b/>
       <w:bCs/>
-      <w:color w:val="4F81BD" w:themeColor="accent1"/>
-      <w:sz w:val="24"/>
+      <w:color w:val="2F6684"/>
+      <w:sz w:val="23"/>
       <w:szCs w:val="26"/>
     </w:rPr>
   </w:style>
@@ -517,15 +1459,15 @@
     <w:pPr>
       <w:keepNext/>
       <w:keepLines/>
-      <w:spacing w:before="200" w:after="0"/>
+      <w:spacing w:before="140" w:after="60"/>
       <w:outlineLvl w:val="2"/>
     </w:pPr>
     <w:rPr>
-      <w:rFonts w:asciiTheme="majorHAnsi" w:eastAsiaTheme="majorEastAsia" w:hAnsiTheme="majorHAnsi" w:cstheme="majorBidi" w:ascii="Times New Roman" w:hAnsi="Times New Roman"/>
+      <w:rFonts w:asciiTheme="majorHAnsi" w:eastAsiaTheme="majorEastAsia" w:hAnsiTheme="majorHAnsi" w:cstheme="majorBidi" w:ascii="Arial" w:hAnsi="Arial" w:eastAsia="Arial"/>
       <w:b/>
       <w:bCs/>
-      <w:color w:val="4F81BD" w:themeColor="accent1"/>
-      <w:sz w:val="24"/>
+      <w:color w:val="17324D"/>
+      <w:sz w:val="21"/>
     </w:rPr>
   </w:style>
   <w:style w:type="paragraph" w:styleId="Heading4">
@@ -756,18 +1698,20 @@
     <w:qFormat/>
     <w:rsid w:val="00FC693F"/>
     <w:pPr>
+      <w:keepNext/>
       <w:pBdr>
         <w:bottom w:val="single" w:sz="8" w:space="4" w:color="4F81BD" w:themeColor="accent1"/>
       </w:pBdr>
-      <w:spacing w:after="300" w:line="240" w:lineRule="auto"/>
+      <w:spacing w:after="200" w:line="240" w:lineRule="auto" w:before="0"/>
       <w:contextualSpacing/>
     </w:pPr>
     <w:rPr>
-      <w:rFonts w:asciiTheme="majorHAnsi" w:eastAsiaTheme="majorEastAsia" w:hAnsiTheme="majorHAnsi" w:cstheme="majorBidi"/>
-      <w:color w:val="17365D" w:themeColor="text2" w:themeShade="BF"/>
+      <w:rFonts w:asciiTheme="majorHAnsi" w:eastAsiaTheme="majorEastAsia" w:hAnsiTheme="majorHAnsi" w:cstheme="majorBidi" w:ascii="Arial" w:hAnsi="Arial" w:eastAsia="Arial"/>
+      <w:b/>
+      <w:color w:val="17324D"/>
       <w:spacing w:val="5"/>
       <w:kern w:val="28"/>
-      <w:sz w:val="52"/>
+      <w:sz w:val="34"/>
       <w:szCs w:val="52"/>
     </w:rPr>
   </w:style>
